--- a/content-src/docx/R NS 2003 06 23 Spoken Word CDs.docx
+++ b/content-src/docx/R NS 2003 06 23 Spoken Word CDs.docx
@@ -25,7 +25,7 @@
     <w:p/>
     <w:p>
       <w:r>
-        <w:t xml:space="preserve">"Pardon me if the first few words that reach you resemble a hollow voice from the tomb . . ." begins G K Chesterton's contribution in the British Library's Spoken Word CDs: just one example of a quiet wit in many of the selections made by Steve Cleary, Richard Fairman and Toby Oakes. In two CDs (one of poets and one of prose writers), we hear the voices of literary figures who were all born in the 19th century, and who are now, unsurprisingly, dead (Robert Graves most recently, in 1985). There is something </w:t>
+        <w:t xml:space="preserve">"Pardon me if the first few words that reach you resemble a hollow voice from the tomb…" begins G K Chesterton's contribution in the British Library's Spoken Word CDs: just one example of a quiet wit in many of the selections made by Steve Cleary, Richard Fairman and Toby Oakes. In two CDs (one of poets and one of prose writers), we hear the voices of literary figures who were all born in the 19th century, and who are now, unsurprisingly, dead (Robert Graves most recently, in 1985). There is something </w:t>
       </w:r>
       <w:r>
         <w:t xml:space="preserve">eerie, even in a world grown used to various storage and transmission media, in hearing, for example, Tennyson's voice crackling out "The Charge of the Light Brigade", written in 1854. These are indeed hollow voices from the tomb, voices from an era in which recorded sound was a novelty. Browning's 1889 recording, the earliest in the collection, was made at a party where a guest had brought a </w:t>
